--- a/ЭС Простолупов отчёт 1.docx
+++ b/ЭС Простолупов отчёт 1.docx
@@ -36,6 +36,15 @@
                 <w:szCs w:val="28"/>
               </w:rPr>
             </w:pPr>
+            <w:r>
+              <w:rPr>
+                <w:rFonts w:ascii="Times New Roman" w:hAnsi="Times New Roman" w:cs="Times New Roman"/>
+                <w:sz w:val="28"/>
+                <w:szCs w:val="28"/>
+                <w:lang w:val="en-US"/>
+              </w:rPr>
+              <w:t>`</w:t>
+            </w:r>
           </w:p>
         </w:tc>
       </w:tr>
@@ -2279,26 +2288,13 @@
               <w:br/>
             </w:r>
             <w:r>
-              <w:t xml:space="preserve">10. Классический спиннинг </w:t>
-            </w:r>
-            <w:proofErr w:type="spellStart"/>
-            <w:r>
-              <w:t>взаброс</w:t>
-            </w:r>
-            <w:proofErr w:type="spellEnd"/>
+              <w:t>10. Классический спиннинг взаброс</w:t>
+            </w:r>
             <w:r>
               <w:br/>
             </w:r>
             <w:r>
-              <w:t>11. Бомбарда (</w:t>
-            </w:r>
-            <w:proofErr w:type="spellStart"/>
-            <w:r>
-              <w:t>сбирулино</w:t>
-            </w:r>
-            <w:proofErr w:type="spellEnd"/>
-            <w:r>
-              <w:t>)</w:t>
+              <w:t>11. Бомбарда (сбирулино)</w:t>
             </w:r>
           </w:p>
           <w:p>
@@ -2316,27 +2312,14 @@
               <w:br/>
             </w:r>
             <w:r>
-              <w:t>12. Бортовая удочка&lt;</w:t>
-            </w:r>
-            <w:proofErr w:type="spellStart"/>
-            <w:r>
-              <w:t>br</w:t>
-            </w:r>
-            <w:proofErr w:type="spellEnd"/>
-            <w:r>
-              <w:t>&gt;13. Троллинг</w:t>
+              <w:t>12. Бортовая удочка&lt;br&gt;13. Троллинг</w:t>
             </w:r>
             <w:r>
               <w:br/>
             </w:r>
             <w:r>
-              <w:t xml:space="preserve">14. Лодочный спиннинг </w:t>
-            </w:r>
-            <w:proofErr w:type="spellStart"/>
-            <w:r>
-              <w:t>взаброс</w:t>
-            </w:r>
-            <w:proofErr w:type="spellEnd"/>
+              <w:t>14. Лодочный спиннинг взаброс</w:t>
+            </w:r>
           </w:p>
         </w:tc>
       </w:tr>
@@ -2591,43 +2574,7 @@
                 <w:sz w:val="24"/>
                 <w:szCs w:val="24"/>
               </w:rPr>
-              <w:t xml:space="preserve">Существуют эксперты в </w:t>
-            </w:r>
-            <w:proofErr w:type="gramStart"/>
-            <w:r>
-              <w:rPr>
-                <w:rFonts w:ascii="Times New Roman" w:hAnsi="Times New Roman" w:cs="Times New Roman"/>
-                <w:sz w:val="24"/>
-                <w:szCs w:val="24"/>
-              </w:rPr>
-              <w:t>данной</w:t>
-            </w:r>
-            <w:proofErr w:type="gramEnd"/>
-            <w:r>
-              <w:rPr>
-                <w:rFonts w:ascii="Times New Roman" w:hAnsi="Times New Roman" w:cs="Times New Roman"/>
-                <w:sz w:val="24"/>
-                <w:szCs w:val="24"/>
-              </w:rPr>
-              <w:t xml:space="preserve"> </w:t>
-            </w:r>
-            <w:proofErr w:type="spellStart"/>
-            <w:r>
-              <w:rPr>
-                <w:rFonts w:ascii="Times New Roman" w:hAnsi="Times New Roman" w:cs="Times New Roman"/>
-                <w:sz w:val="24"/>
-                <w:szCs w:val="24"/>
-              </w:rPr>
-              <w:t>ПрО</w:t>
-            </w:r>
-            <w:proofErr w:type="spellEnd"/>
-            <w:r>
-              <w:rPr>
-                <w:rFonts w:ascii="Times New Roman" w:hAnsi="Times New Roman" w:cs="Times New Roman"/>
-                <w:sz w:val="24"/>
-                <w:szCs w:val="24"/>
-              </w:rPr>
-              <w:t>, которые решают задачи лучше, чем начинающие специалисты</w:t>
+              <w:t>Существуют эксперты в данной ПрО, которые решают задачи лучше, чем начинающие специалисты</w:t>
             </w:r>
           </w:p>
         </w:tc>
@@ -3097,25 +3044,7 @@
           <w:sz w:val="24"/>
           <w:lang w:eastAsia="en-US"/>
         </w:rPr>
-        <w:t>Отсутствие эксперта на месте</w:t>
-      </w:r>
-      <w:proofErr w:type="gramStart"/>
-      <w:r>
-        <w:rPr>
-          <w:rFonts w:ascii="Times New Roman" w:eastAsia="Calibri" w:hAnsi="Times New Roman" w:cs="Times New Roman"/>
-          <w:sz w:val="24"/>
-          <w:lang w:eastAsia="en-US"/>
-        </w:rPr>
-        <w:t>: Непосредственно</w:t>
-      </w:r>
-      <w:proofErr w:type="gramEnd"/>
-      <w:r>
-        <w:rPr>
-          <w:rFonts w:ascii="Times New Roman" w:eastAsia="Calibri" w:hAnsi="Times New Roman" w:cs="Times New Roman"/>
-          <w:sz w:val="24"/>
-          <w:lang w:eastAsia="en-US"/>
-        </w:rPr>
-        <w:t xml:space="preserve"> перед выездом на водоем или в магазине у начинающего рыболова зачастую нет возможности получить оперативную и объективную консультацию специалиста. Экспертная система решает эту проблему в режиме реального времени.</w:t>
+        <w:t>Отсутствие эксперта на месте: Непосредственно перед выездом на водоем или в магазине у начинающего рыболова зачастую нет возможности получить оперативную и объективную консультацию специалиста. Экспертная система решает эту проблему в режиме реального времени.</w:t>
       </w:r>
     </w:p>
     <w:p>
@@ -6452,6 +6381,7 @@
   <w:style w:type="character" w:default="1" w:styleId="a0">
     <w:name w:val="Default Paragraph Font"/>
     <w:uiPriority w:val="1"/>
+    <w:semiHidden/>
     <w:unhideWhenUsed/>
   </w:style>
   <w:style w:type="table" w:default="1" w:styleId="a1">
